--- a/Day 2/Ai_assignment_2.docx
+++ b/Day 2/Ai_assignment_2.docx
@@ -982,7 +982,13 @@
         <w:t>ANSWER:</w:t>
       </w:r>
       <w:r>
-        <w:t xml:space="preserve">   TRUE is a Boolean value and ‘True’  is a string.</w:t>
+        <w:t xml:space="preserve">   T</w:t>
+      </w:r>
+      <w:r>
+        <w:t>rue</w:t>
+      </w:r>
+      <w:r>
+        <w:t xml:space="preserve"> is a Boolean value and ‘True’  is a string.</w:t>
       </w:r>
     </w:p>
     <w:p>
